--- a/13_职场与新就业/616_“带薪休假，休得休不得”——带薪年休假制度落实与职工感知研究/选题说明.docx
+++ b/13_职场与新就业/616_“带薪休假，休得休不得”——带薪年休假制度落实与职工感知研究/选题说明.docx
@@ -4,7 +4,7 @@
   <w:body>
     <w:p>
       <w:pPr>
-        <w:spacing w:after="200"/>
+        <w:spacing w:after="120"/>
         <w:jc w:val="center"/>
       </w:pPr>
       <w:r>
@@ -14,12 +14,12 @@
           <w:color w:val="6663B2"/>
           <w:sz w:val="30"/>
         </w:rPr>
-        <w:t>616. “带薪休假，休得休不得”——带薪年休假制度落实与职工感知研究（新增批次）</w:t>
+        <w:t>616. “带薪休假，休得休不得”——带薪年休假制度落实与职工感知研究</w:t>
       </w:r>
     </w:p>
     <w:p>
       <w:pPr>
-        <w:spacing w:after="240"/>
+        <w:spacing w:after="200"/>
         <w:jc w:val="center"/>
       </w:pPr>
       <w:r>
@@ -27,9 +27,9 @@
           <w:rFonts w:ascii="宋体" w:hAnsi="宋体" w:eastAsia="宋体"/>
           <w:b w:val="0"/>
           <w:color w:val="837292"/>
-          <w:sz w:val="20"/>
+          <w:sz w:val="18"/>
         </w:rPr>
-        <w:t>正大杯选题档案 · 2026-10 千题扩容批次</w:t>
+        <w:t>正大杯选题档案 · topic-selection 规范版（呆塔大师兄（微信：a237658765））</w:t>
       </w:r>
     </w:p>
     <w:p>
@@ -42,12 +42,13 @@
           <w:b/>
           <w:sz w:val="26"/>
         </w:rPr>
-        <w:t>一、选题基本信息</w:t>
+        <w:t>一、选题定位</w:t>
       </w:r>
     </w:p>
     <w:p>
       <w:pPr>
-        <w:spacing w:after="80"/>
+        <w:spacing w:after="60"/>
+        <w:ind w:left="360"/>
       </w:pPr>
       <w:r>
         <w:rPr>
@@ -55,12 +56,13 @@
           <w:b w:val="0"/>
           <w:sz w:val="22"/>
         </w:rPr>
-        <w:t>研究对象：</w:t>
+        <w:t>项目类型：社会调查</w:t>
       </w:r>
     </w:p>
     <w:p>
       <w:pPr>
-        <w:spacing w:after="80"/>
+        <w:spacing w:after="60"/>
+        <w:ind w:left="360"/>
       </w:pPr>
       <w:r>
         <w:rPr>
@@ -68,12 +70,13 @@
           <w:b w:val="0"/>
           <w:sz w:val="22"/>
         </w:rPr>
-        <w:t>核心变量/研究问题：</w:t>
+        <w:t>研究阶段：mid（中期：消费意愿及影响因素）</w:t>
       </w:r>
     </w:p>
     <w:p>
       <w:pPr>
-        <w:spacing w:after="80"/>
+        <w:spacing w:after="60"/>
+        <w:ind w:left="360"/>
       </w:pPr>
       <w:r>
         <w:rPr>
@@ -81,12 +84,13 @@
           <w:b w:val="0"/>
           <w:sz w:val="22"/>
         </w:rPr>
-        <w:t>研究阶段：</w:t>
+        <w:t>建议地区：全国（可落地为任一代表性城市/县域，按当地资源细化抽样）</w:t>
       </w:r>
     </w:p>
     <w:p>
       <w:pPr>
-        <w:spacing w:after="80"/>
+        <w:spacing w:after="60"/>
+        <w:ind w:left="360"/>
       </w:pPr>
       <w:r>
         <w:rPr>
@@ -94,7 +98,35 @@
           <w:b w:val="0"/>
           <w:sz w:val="22"/>
         </w:rPr>
-        <w:t>所属选题库：正大杯千题 · 按行业分类-13_职场与新就业（编号 616）</w:t>
+        <w:t>确定行业：13_职场与新就业（选择理由：贴合 2025–2026 最新政策/市场/社会趋势，参考来源见下；该方向研究对象与样本渠道明确，可转为问卷/访谈设计，且近三年获奖名单无直接重复题。）</w:t>
+      </w:r>
+    </w:p>
+    <w:p>
+      <w:pPr>
+        <w:spacing w:after="60"/>
+        <w:ind w:left="360"/>
+      </w:pPr>
+      <w:r>
+        <w:rPr>
+          <w:rFonts w:ascii="宋体" w:hAnsi="宋体" w:eastAsia="宋体"/>
+          <w:b w:val="0"/>
+          <w:sz w:val="22"/>
+        </w:rPr>
+        <w:t>研究对象：在职职工（企业/机关）</w:t>
+      </w:r>
+    </w:p>
+    <w:p>
+      <w:pPr>
+        <w:spacing w:after="60"/>
+        <w:ind w:left="360"/>
+      </w:pPr>
+      <w:r>
+        <w:rPr>
+          <w:rFonts w:ascii="宋体" w:hAnsi="宋体" w:eastAsia="宋体"/>
+          <w:b w:val="0"/>
+          <w:sz w:val="22"/>
+        </w:rPr>
+        <w:t>核心问题/变量：年假天数与落实率、休假被拖延/折算现象、带薪休假意愿（错峰休假）、审批顾虑、对弹性休假期待</w:t>
       </w:r>
     </w:p>
     <w:p>
@@ -107,12 +139,13 @@
           <w:b/>
           <w:sz w:val="26"/>
         </w:rPr>
-        <w:t>二、可行性说明</w:t>
+        <w:t>二、生成假设（待验证）</w:t>
       </w:r>
     </w:p>
     <w:p>
       <w:pPr>
         <w:spacing w:after="80"/>
+        <w:ind w:left="360"/>
       </w:pPr>
       <w:r>
         <w:rPr>
@@ -120,6 +153,7 @@
           <w:b w:val="0"/>
           <w:sz w:val="22"/>
         </w:rPr>
+        <w:t>H1：年假天数与落实率、休假被拖延/折算现象（对弹性休假期待）之间存在可检验的关系，且受群体差异（年龄/收入/地区/身份）调节（待验证）；H2：年假天数与落实率、休假被拖延/折算现象是影响对弹性休假期待的关键因素（待验证）。</w:t>
       </w:r>
     </w:p>
     <w:p>
@@ -132,7 +166,21 @@
           <w:b/>
           <w:sz w:val="26"/>
         </w:rPr>
-        <w:t>三、参考来源</w:t>
+        <w:t>三、选题依据（信息时间范围：2025–2026）</w:t>
+      </w:r>
+    </w:p>
+    <w:p>
+      <w:pPr>
+        <w:spacing w:after="80"/>
+        <w:ind w:left="360"/>
+      </w:pPr>
+      <w:r>
+        <w:rPr>
+          <w:rFonts w:ascii="宋体" w:hAnsi="宋体" w:eastAsia="宋体"/>
+          <w:b w:val="0"/>
+          <w:sz w:val="22"/>
+        </w:rPr>
+        <w:t>✅带薪年休假条例与落实政策（人社部）；🔶职工休假落实情况调查（须下载核验）</w:t>
       </w:r>
     </w:p>
     <w:p>
@@ -142,9 +190,51 @@
       <w:r>
         <w:rPr>
           <w:rFonts w:ascii="宋体" w:hAnsi="宋体" w:eastAsia="宋体"/>
+          <w:b/>
+          <w:sz w:val="26"/>
+        </w:rPr>
+        <w:t>四、可行性提示</w:t>
+      </w:r>
+    </w:p>
+    <w:p>
+      <w:pPr>
+        <w:spacing w:after="80"/>
+        <w:ind w:left="360"/>
+      </w:pPr>
+      <w:r>
+        <w:rPr>
+          <w:rFonts w:ascii="宋体" w:hAnsi="宋体" w:eastAsia="宋体"/>
           <w:b w:val="0"/>
           <w:sz w:val="22"/>
         </w:rPr>
+        <w:t>职工渠道问卷+企业HR访谈；获奖黑名单核对：近三年无带薪休假获奖题 可进一步明确抽样框、样本量与问卷/访谈工具，形成完整调研方案。</w:t>
+      </w:r>
+    </w:p>
+    <w:p>
+      <w:pPr>
+        <w:spacing w:after="80"/>
+      </w:pPr>
+      <w:r>
+        <w:rPr>
+          <w:rFonts w:ascii="宋体" w:hAnsi="宋体" w:eastAsia="宋体"/>
+          <w:b/>
+          <w:sz w:val="26"/>
+        </w:rPr>
+        <w:t>五、参考来源</w:t>
+      </w:r>
+    </w:p>
+    <w:p>
+      <w:pPr>
+        <w:spacing w:after="80"/>
+        <w:ind w:left="360"/>
+      </w:pPr>
+      <w:r>
+        <w:rPr>
+          <w:rFonts w:ascii="宋体" w:hAnsi="宋体" w:eastAsia="宋体"/>
+          <w:b w:val="0"/>
+          <w:sz w:val="22"/>
+        </w:rPr>
+        <w:t>✅带薪年休假条例与落实政策（人社部）；🔶职工休假落实情况调查（须下载核验）</w:t>
       </w:r>
     </w:p>
     <w:p>
@@ -158,7 +248,7 @@
           <w:color w:val="837292"/>
           <w:sz w:val="18"/>
         </w:rPr>
-        <w:t>※ ✅=官方政策/权威媒体可直接引用；🔶=行业报告/媒体线索，参赛前须下载原文核对。</w:t>
+        <w:t>※ 检索状态说明：本档案基于 2025–2026 公开政策、行业报告与媒体线索整理（降级模式，部分来源未逐条联网复核）；✅=官方/权威媒体可直接引用，🔶=行业报告/媒体线索，参赛前须下载原文核对。近三年获奖黑名单已逐题避重核验。</w:t>
       </w:r>
     </w:p>
     <w:sectPr>
